--- a/spike/out/keresetlevel.docx
+++ b/spike/out/keresetlevel.docx
@@ -107,7 +107,7 @@
     </w:p>
     <w:p>
       <w:r>
-        <w:t>TAJ szám: 041 273 856</w:t>
+        <w:t>TAJ szám: 111 111 110</w:t>
       </w:r>
     </w:p>
     <w:p/>
@@ -133,7 +133,7 @@
     </w:p>
     <w:p>
       <w:r>
-        <w:t>adóazonosító jel: 8517029364</w:t>
+        <w:t>adóazonosító jel: 8000000008</w:t>
       </w:r>
     </w:p>
     <w:p/>
